--- a/daily-reports/2026-10-02/report.docx
+++ b/daily-reports/2026-10-02/report.docx
@@ -12,7 +12,7 @@
     </w:p>
     <w:p>
       <w:r>
-        <w:t>数据统计：GitHub 热榜 5 项 · AI 动态 5 条 · 中文介绍由 DeepSeek 生成</w:t>
+        <w:t>数据统计：GitHub 热榜 5 项 · AI 动态 4 条 · 中文介绍由 DeepSeek 生成</w:t>
       </w:r>
     </w:p>
     <w:p>
@@ -28,28 +28,28 @@
         <w:pStyle w:val="Heading2"/>
       </w:pPr>
       <w:r>
-        <w:t>1. KKKKhazix/AIHOT  ⭐ 4,773</w:t>
+        <w:t>1. KKKKhazix/AIHOT  ⭐ 4,781</w:t>
       </w:r>
     </w:p>
     <w:p>
       <w:r>
-        <w:t>语言：TypeScript ｜ Stars：4,773 ｜ Forks：1,310</w:t>
+        <w:t>语言：TypeScript ｜ Stars：4,781 ｜ Forks：1,310</w:t>
         <w:br/>
       </w:r>
       <w:r>
-        <w:t>这是什么：这是一个能自动帮你找热点、写日报的网站框架。你只需要把信息来源和挑选标准换成自己的，它就能变成你专属的行业热点站。</w:t>
+        <w:t>这是什么：这是一个网站框架，能自动帮你找热点、写日报。你只需要把信源和精选标准换成自己的，它就能变成你所在行业的热点站。</w:t>
         <w:br/>
       </w:r>
       <w:r>
-        <w:t>能用来做什么：适合用来快速搭建一个自动追踪行业动态并生成每日简报的网站，比如科技、金融等领域的资讯聚合。</w:t>
+        <w:t>能用来做什么：适合用来搭建行业资讯聚合站，自动追踪最新动态并生成每日摘要，节省手动收集信息的时间。</w:t>
         <w:br/>
       </w:r>
       <w:r>
-        <w:t>适用领域：新闻媒体、行业分析、内容聚合、网站开发</w:t>
+        <w:t>适用领域：媒体资讯、行业监测、内容运营</w:t>
         <w:br/>
       </w:r>
       <w:r>
-        <w:t>对新手有什么帮助：如果你对搭建网站感兴趣，这个项目可以让你零基础了解如何用代码自动抓取和整理信息，并生成页面。</w:t>
+        <w:t>对新手有什么帮助：零基础也能快速搭建一个自动更新的热点网站，学习如何用代码自动化处理信息。</w:t>
         <w:br/>
       </w:r>
       <w:r>
@@ -61,28 +61,28 @@
         <w:pStyle w:val="Heading2"/>
       </w:pPr>
       <w:r>
-        <w:t>2. Louis-CFM/coucou  ⭐ 2,576</w:t>
+        <w:t>2. Louis-CFM/coucou  ⭐ 2,587</w:t>
       </w:r>
     </w:p>
     <w:p>
       <w:r>
-        <w:t>语言：Swift ｜ Stars：2,576 ｜ Forks：381</w:t>
+        <w:t>语言：Swift ｜ Stars：2,587 ｜ Forks：382</w:t>
         <w:br/>
       </w:r>
       <w:r>
-        <w:t>这是什么：这是一个住在你电脑屏幕顶部（Mac的刘海或Windows/Linux的顶栏）的小助手，它能帮你盯着你的编程助手（比如Claude Code、Gemini CLI等）的工作状态。</w:t>
+        <w:t>这是什么：这是一个小工具，住在你的 Mac 刘海或 Windows/Linux 屏幕顶部，帮你盯着编程助手（如 Claude Code、Gemini CLI 等）的工作状态。</w:t>
         <w:br/>
       </w:r>
       <w:r>
-        <w:t>能用来做什么：当你同时运行多个AI编程助手时，它能在屏幕边缘显示它们的状态，让你一眼就知道谁在忙、谁完成了。</w:t>
+        <w:t>能用来做什么：当你同时使用多个编程助手时，它能实时显示它们是否在运行、是否出错，让你一目了然。</w:t>
         <w:br/>
       </w:r>
       <w:r>
-        <w:t>适用领域：编程开发、AI工具辅助、效率提升</w:t>
+        <w:t>适用领域：编程开发、效率工具、AI 助手管理</w:t>
         <w:br/>
       </w:r>
       <w:r>
-        <w:t>对新手有什么帮助：如果你经常使用AI编程助手，这个小工具能让你更方便地管理它们，尤其适合喜欢多任务处理的开发者。</w:t>
+        <w:t>对新手有什么帮助：适合经常用 AI 编程助手的人，能帮你轻松监控多个助手，避免手忙脚乱。</w:t>
         <w:br/>
       </w:r>
       <w:r>
@@ -94,28 +94,28 @@
         <w:pStyle w:val="Heading2"/>
       </w:pPr>
       <w:r>
-        <w:t>3. feder-cr/dots  ⭐ 2,404</w:t>
+        <w:t>3. feder-cr/dots  ⭐ 2,405</w:t>
       </w:r>
     </w:p>
     <w:p>
       <w:r>
-        <w:t>语言：Python ｜ Stars：2,404 ｜ Forks：420</w:t>
+        <w:t>语言：Python ｜ Stars：2,405 ｜ Forks：420</w:t>
         <w:br/>
       </w:r>
       <w:r>
-        <w:t>这是什么：这是一个开源的网页自动化AI助手，它自带浏览器，可以模拟人的操作，而且不容易被网站屏蔽。</w:t>
+        <w:t>这是什么：这是一个开源的网页 AI 助手，它自带浏览器，能自动上网操作，而且不容易被网站屏蔽。</w:t>
         <w:br/>
       </w:r>
       <w:r>
-        <w:t>能用来做什么：可以用来自动完成网页上的重复任务，比如自动填表、抓取数据、测试网站等，尤其适合需要绕过反爬虫机制的场合。</w:t>
+        <w:t>能用来做什么：可以用它自动完成网页上的重复任务，比如填表、抓取信息，或者模拟用户操作。</w:t>
         <w:br/>
       </w:r>
       <w:r>
-        <w:t>适用领域：网页自动化、数据采集、AI应用、测试</w:t>
+        <w:t>适用领域：网页自动化、数据采集、AI 应用</w:t>
         <w:br/>
       </w:r>
       <w:r>
-        <w:t>对新手有什么帮助：如果你想学习如何让AI自动操作网页，这个项目提供了很好的示例，能帮你理解自动化流程和反屏蔽技巧。</w:t>
+        <w:t>对新手有什么帮助：想学习 AI 如何控制浏览器？这个项目提供了现成的例子，帮你理解自动化流程。</w:t>
         <w:br/>
       </w:r>
       <w:r>
@@ -127,28 +127,28 @@
         <w:pStyle w:val="Heading2"/>
       </w:pPr>
       <w:r>
-        <w:t>4. dzhng/jevgrep  ⭐ 2,017</w:t>
+        <w:t>4. dzhng/jevgrep  ⭐ 2,018</w:t>
       </w:r>
     </w:p>
     <w:p>
       <w:r>
-        <w:t>语言：TypeScript ｜ Stars：2,017 ｜ Forks：132</w:t>
+        <w:t>语言：TypeScript ｜ Stars：2,018 ｜ Forks：132</w:t>
         <w:br/>
       </w:r>
       <w:r>
-        <w:t>这是什么：这是一个命令行工具，让你通过描述代码的功能来查找代码。它利用Jev来发现相关文件和源代码上下文。</w:t>
+        <w:t>这是什么：这是一个命令行工具，让你通过描述代码的功能来找到对应的代码文件。它使用 Jev 来发现相关文件和上下文。</w:t>
         <w:br/>
       </w:r>
       <w:r>
-        <w:t>能用来做什么：当你在大型项目中想找某个功能的实现代码，但忘了文件名或具体写法时，可以直接用自然语言描述，它就能帮你找到。</w:t>
+        <w:t>能用来做什么：当你不记得函数名或文件名时，可以直接问“哪个文件实现了用户登录”，它就能帮你找出来。</w:t>
         <w:br/>
       </w:r>
       <w:r>
-        <w:t>适用领域：软件开发、代码搜索、AI编程辅助</w:t>
+        <w:t>适用领域：代码搜索、开发工具、AI 编程</w:t>
         <w:br/>
       </w:r>
       <w:r>
-        <w:t>对新手有什么帮助：对于新手来说，这能帮你更快地理解和定位代码，尤其是在阅读他人项目时非常有用。</w:t>
+        <w:t>对新手有什么帮助：对新手来说，找代码不再需要记住复杂名称，用自然语言就能定位，大大降低阅读源码的门槛。</w:t>
         <w:br/>
       </w:r>
       <w:r>
@@ -160,28 +160,28 @@
         <w:pStyle w:val="Heading2"/>
       </w:pPr>
       <w:r>
-        <w:t>5. rehan-remade/universal-modder  ⭐ 1,665</w:t>
+        <w:t>5. rehan-remade/universal-modder  ⭐ 1,678</w:t>
       </w:r>
     </w:p>
     <w:p>
       <w:r>
-        <w:t>语言：Python ｜ Stars：1,665 ｜ Forks：123</w:t>
+        <w:t>语言：Python ｜ Stars：1,678 ｜ Forks：123</w:t>
         <w:br/>
       </w:r>
       <w:r>
-        <w:t>这是什么：这是一个让Claude Code能修改几乎任何PC游戏的工具包，包括侦察、逆向工程、用AI生成美术/3D/音频、游戏内测试和展示视频等。</w:t>
+        <w:t>这是什么：这是一个让 Claude 帮你修改几乎任何 PC 游戏的项目。它提供技能、工具和 fal MCP，支持侦察、逆向工程、生成美术/3D/音频、游戏内测试和展示视频。</w:t>
         <w:br/>
       </w:r>
       <w:r>
-        <w:t>能用来做什么：适合游戏爱好者或模组开发者，用来给游戏添加新内容、修改玩法，甚至自动生成素材。</w:t>
+        <w:t>能用来做什么：你可以用它给游戏添加新角色、新道具，或者修改游戏规则，甚至自动生成测试视频。</w:t>
         <w:br/>
       </w:r>
       <w:r>
-        <w:t>适用领域：游戏开发、模组制作、AI生成内容、逆向工程</w:t>
+        <w:t>适用领域：游戏开发、逆向工程、AI 生成内容</w:t>
         <w:br/>
       </w:r>
       <w:r>
-        <w:t>对新手有什么帮助：如果你对游戏模组感兴趣，这个项目展示了如何用AI辅助完成复杂的游戏修改，是学习游戏开发和AI应用的绝佳案例。</w:t>
+        <w:t>对新手有什么帮助：即使不懂游戏修改，也能借助 AI 轻松上手，体验游戏模组制作的乐趣。</w:t>
         <w:br/>
       </w:r>
       <w:r>
@@ -212,7 +212,7 @@
         <w:t>ArXiv's Updated Rate Limit Policy</w:t>
       </w:r>
       <w:r>
-        <w:t>（👍 102）</w:t>
+        <w:t>（👍 104）</w:t>
       </w:r>
       <w:r>
         <w:br/>
@@ -220,7 +220,7 @@
       </w:r>
       <w:r>
         <w:br/>
-        <w:t>摘要：ArXiv 更新了其 API 速率限制政策，旨在防止滥用并确保服务稳定性。这对依赖 ArXiv 进行批量下载或自动化研究的开发者有直接影响，需要调整访问频率。</w:t>
+        <w:t>摘要：arXiv 更新了其 API 速率限制政策，对用户和自动化工具的访问频率提出了更严格的要求。这一变化可能影响依赖 arXiv 进行批量文献抓取的研究者和 AI 应用开发者，需要及时调整调用策略。</w:t>
       </w:r>
     </w:p>
     <w:p>
@@ -239,31 +239,7 @@
       </w:r>
       <w:r>
         <w:br/>
-        <w:t>摘要：文章提醒人们不要被夏季的 AI 炒作所迷惑，应理性看待技术进展。在 AI 热潮中保持批判性思维，区分实际突破与营销噱头，对从业者和投资者都至关重要。</w:t>
-      </w:r>
-    </w:p>
-    <w:p>
-      <w:pPr>
-        <w:pStyle w:val="Heading2"/>
-      </w:pPr>
-      <w:r>
-        <w:t>arXiv cs.AI</w:t>
-      </w:r>
-    </w:p>
-    <w:p>
-      <w:r>
-        <w:rPr>
-          <w:b/>
-        </w:rPr>
-        <w:t>One Basis to Animate Them All: Gaussian Blendshape Distillation for Real-Time Avatars</w:t>
-      </w:r>
-      <w:r>
-        <w:br/>
-        <w:t>https://arxiv.org/abs/2610.02207v1</w:t>
-      </w:r>
-      <w:r>
-        <w:br/>
-        <w:t>摘要：该论文提出了一种高斯混合形状蒸馏方法，用于实时生成逼真虚拟形象。通过从多个基础形状中学习，实现了高效且高质量的动画，有望推动虚拟人技术在游戏、社交等领域的应用。</w:t>
+        <w:t>摘要：文章提醒读者不要被今夏铺天盖地的 AI 炒作所迷惑，呼吁理性看待技术进展与商业宣传之间的差距。在 AI 热潮中保持批判性思维，对辨别真正有价值的技术突破尤为重要。</w:t>
       </w:r>
     </w:p>
     <w:p>
@@ -287,7 +263,7 @@
       </w:r>
       <w:r>
         <w:br/>
-        <w:t>摘要：何恺明团队的新研究显示，通过观看猫的视频就能学会 ARC 挑战，展示了 AI 在抽象推理方面的潜力。这项成果可能推动通用人工智能的发展，并引发对学习机制的深入思考。</w:t>
+        <w:t>摘要：何恺明团队发表新研究，提出仅通过观看猫的视频就能让模型学会应对 ARC 挑战的方法，展示了从无标注视频中学习抽象推理能力的可能性。这项工作为通用视觉推理和自监督学习开辟了新思路，值得关注。</w:t>
       </w:r>
     </w:p>
     <w:p>
@@ -311,7 +287,7 @@
       </w:r>
       <w:r>
         <w:br/>
-        <w:t>摘要：OpenAI 在 24 小时内上线了在线服务 dots，并推出了每月 500 美元的最贵套餐。这标志着 OpenAI 在企业级市场的进一步商业化，高昂定价可能针对高需求专业用户，引发行业关注。</w:t>
+        <w:t>摘要：OpenAI 在 24 小时内上线了在线助手 dots，并推出高达 500 美元的最贵套餐，进一步加码企业级 AI 服务市场。此举反映出 OpenAI 在商业化上的激进策略，也引发了对 AI 服务定价与价值匹配的讨论。</w:t>
       </w:r>
     </w:p>
     <w:sectPr>
